--- a/word_reports/LP_0403_위치_478_B.O.Y_Because Of You _45r.docx
+++ b/word_reports/LP_0403_위치_478_B.O.Y_Because Of You _45r.docx
@@ -4,7 +4,7 @@
   <w:body>
     <w:p>
       <w:pPr>
-        <w:spacing w:after="280"/>
+        <w:spacing w:after="80"/>
       </w:pPr>
       <w:r>
         <w:rPr w:rFonts="맑은 고딕">
@@ -13,94 +13,47 @@
           <w:color w:val="1E3A8A"/>
           <w:sz w:val="30"/>
         </w:rPr>
-        <w:t>[478] B.O.Y - Because Of You /45rpm</w:t>
+        <w:t>B.O.Y (소년) - Because Of You /45rpm</w:t>
       </w:r>
     </w:p>
     <w:p>
       <w:pPr>
-        <w:spacing w:after="320"/>
+        <w:spacing w:after="240"/>
       </w:pPr>
       <w:r>
         <w:rPr w:rFonts="맑은 고딕">
           <w:rFonts w:ascii="맑은 고딕" w:hAnsi="맑은 고딕" w:eastAsia="맑은 고딕"/>
           <w:b/>
-          <w:sz w:val="20"/>
+          <w:color w:val="4B5563"/>
+          <w:sz w:val="22"/>
         </w:rPr>
-        <w:t>■ 위치 : 478</w:t>
-        <w:br/>
-      </w:r>
-      <w:r>
-        <w:rPr w:rFonts="맑은 고딕">
-          <w:rFonts w:ascii="맑은 고딕" w:hAnsi="맑은 고딕" w:eastAsia="맑은 고딕"/>
-          <w:b/>
-          <w:sz w:val="20"/>
-        </w:rPr>
-        <w:t>■ 아티스트 : B.O.Y</w:t>
-        <w:br/>
-      </w:r>
-      <w:r>
-        <w:rPr w:rFonts="맑은 고딕">
-          <w:rFonts w:ascii="맑은 고딕" w:hAnsi="맑은 고딕" w:eastAsia="맑은 고딕"/>
-          <w:b/>
-          <w:sz w:val="20"/>
-        </w:rPr>
-        <w:t>■ 앨범명 : Because Of You /45rpm</w:t>
-        <w:br/>
-      </w:r>
-      <w:r>
-        <w:rPr w:rFonts="맑은 고딕">
-          <w:rFonts w:ascii="맑은 고딕" w:hAnsi="맑은 고딕" w:eastAsia="맑은 고딕"/>
-          <w:b w:val="0"/>
-          <w:sz w:val="20"/>
-        </w:rPr>
-        <w:t>■ 음반 레이블 : ** ZYX Music (or Metronome Records)</w:t>
-        <w:br/>
-      </w:r>
-      <w:r>
-        <w:rPr w:rFonts="맑은 고딕">
-          <w:rFonts w:ascii="맑은 고딕" w:hAnsi="맑은 고딕" w:eastAsia="맑은 고딕"/>
-          <w:b w:val="0"/>
-          <w:sz w:val="20"/>
-        </w:rPr>
-        <w:t>■ 발매년도 : ** 1988</w:t>
-        <w:br/>
-      </w:r>
-      <w:r>
-        <w:rPr w:rFonts="맑은 고딕">
-          <w:rFonts w:ascii="맑은 고딕" w:hAnsi="맑은 고딕" w:eastAsia="맑은 고딕"/>
-          <w:b w:val="0"/>
-          <w:sz w:val="20"/>
-        </w:rPr>
-        <w:t>■ 장르 : ** 신스팝 / 이탈로 디스코 / 댄스 팝 (Synth-Pop / Euro-Disco)</w:t>
-        <w:br/>
-      </w:r>
-      <w:r>
-        <w:rPr w:rFonts="맑은 고딕">
-          <w:rFonts w:ascii="맑은 고딕" w:hAnsi="맑은 고딕" w:eastAsia="맑은 고딕"/>
-          <w:b w:val="0"/>
-          <w:sz w:val="20"/>
-        </w:rPr>
-        <w:t>■ 주요 수록곡 : **</w:t>
-        <w:br/>
+        <w:t>위치 :  478</w:t>
       </w:r>
     </w:p>
     <w:p>
       <w:pPr>
-        <w:spacing w:after="160"/>
+        <w:spacing w:line="324" w:lineRule="auto" w:before="80" w:after="160"/>
       </w:pPr>
       <w:r>
         <w:rPr w:rFonts="맑은 고딕">
           <w:rFonts w:ascii="맑은 고딕" w:hAnsi="맑은 고딕" w:eastAsia="맑은 고딕"/>
           <w:b/>
           <w:color w:val="1F2937"/>
-          <w:sz w:val="24"/>
+          <w:sz w:val="22"/>
         </w:rPr>
-        <w:t>■ 음반 해설 및 감상 가이드</w:t>
+        <w:t xml:space="preserve">[음반 소개] </w:t>
+      </w:r>
+      <w:r>
+        <w:rPr w:rFonts="맑은 고딕">
+          <w:rFonts w:ascii="맑은 고딕" w:hAnsi="맑은 고딕" w:eastAsia="맑은 고딕"/>
+          <w:b w:val="0"/>
+          <w:sz w:val="21"/>
+        </w:rPr>
       </w:r>
     </w:p>
     <w:p>
       <w:pPr>
-        <w:spacing w:line="312" w:lineRule="auto" w:after="120"/>
+        <w:spacing w:line="324" w:lineRule="auto" w:after="120"/>
       </w:pPr>
       <w:r>
         <w:rPr w:rFonts="맑은 고딕">
@@ -108,64 +61,516 @@
           <w:b w:val="0"/>
           <w:sz w:val="21"/>
         </w:rPr>
-        <w:t>**</w:t>
+        <w:t>푸르른 청춘의 숨결과 순수한 연가(戀歌)의 정서를 유려한 멜로디에 실어낸 [Because Of You]는, 45rpm 고음질 바이닐의 압도적인 해상도를 통해 리스너의 심상을 깊게 울리는 수작입니다. 찰나의 순간처럼 스러지기 쉬운 소년 시절의 애절한 고백을 한 땀의 소리 결로 정갈하게 새겨 넣었으며, 섬세한 어쿠스틱과 유려한 팝 사운드의 조화가 시대를 초월한 감동을 자아냅니다. 특히 회전수가 주는 풍성한 배음과 역동적인 다이내믹 레인지는 아날로그 사운드가 도달할 수 있는 궁극의 미학을 증명하며 클래식과 팝 애호가 모두의 귀를 단숨에 사로잡습니다.</w:t>
       </w:r>
     </w:p>
     <w:p>
       <w:pPr>
-        <w:spacing w:line="312" w:lineRule="auto" w:after="120"/>
+        <w:spacing w:line="324" w:lineRule="auto" w:before="200" w:after="80"/>
       </w:pPr>
+      <w:r>
+        <w:rPr w:rFonts="맑은 고딕">
+          <w:rFonts w:ascii="맑은 고딕" w:hAnsi="맑은 고딕" w:eastAsia="맑은 고딕"/>
+          <w:b/>
+          <w:color w:val="1E3A8A"/>
+          <w:sz w:val="24"/>
+        </w:rPr>
+        <w:t>1. 음반 데이터</w:t>
+      </w:r>
+    </w:p>
+    <w:p>
+      <w:pPr>
+        <w:spacing w:line="324" w:lineRule="auto" w:after="80"/>
+      </w:pPr>
+      <w:r>
+        <w:rPr w:rFonts="맑은 고딕">
+          <w:rFonts w:ascii="맑은 고딕" w:hAnsi="맑은 고딕" w:eastAsia="맑은 고딕"/>
+          <w:b w:val="0"/>
+          <w:color w:val="6B7280"/>
+          <w:sz w:val="21"/>
+        </w:rPr>
+        <w:t xml:space="preserve">· </w:t>
+      </w:r>
+      <w:r>
+        <w:rPr w:rFonts="맑은 고딕">
+          <w:rFonts w:ascii="맑은 고딕" w:hAnsi="맑은 고딕" w:eastAsia="맑은 고딕"/>
+          <w:b/>
+          <w:color w:val="1F2937"/>
+          <w:sz w:val="21"/>
+        </w:rPr>
+        <w:t xml:space="preserve">앨범명: </w:t>
+      </w:r>
       <w:r>
         <w:rPr w:rFonts="맑은 고딕">
           <w:rFonts w:ascii="맑은 고딕" w:hAnsi="맑은 고딕" w:eastAsia="맑은 고딕"/>
           <w:b w:val="0"/>
           <w:sz w:val="21"/>
         </w:rPr>
-        <w:t>1980년대 후반 유로 디스코와 신스팝의 황금기를 수놓았던 B.O.Y의 Single LP &lt;Because Of You&gt;는 아날로그 음반이 선사할 수 있는 역동적인 사운드 에너지를 집약한 명작입니다. 12인치 45RPM 포맷으로 제작된 본 음반은 당시 클럽 씬과 리스너들 사이에서 뛰어난 음질과 감각적인 편곡으로 큰 사랑을 받았습니다. 아날로그 신디사이저가 만들어내는 고유의 따뜻하고 묵직한 베이스라인과 아티스트 B.O.Y 특유의 감성적인 멜로디라인이 조화를 이루며 80년대 댄스 뮤직의 정수를 보여줍니다.</w:t>
+        <w:t>Because Of You /45rpm</w:t>
       </w:r>
     </w:p>
     <w:p>
       <w:pPr>
-        <w:spacing w:line="312" w:lineRule="auto" w:after="120"/>
+        <w:spacing w:line="324" w:lineRule="auto" w:after="80"/>
       </w:pPr>
+      <w:r>
+        <w:rPr w:rFonts="맑은 고딕">
+          <w:rFonts w:ascii="맑은 고딕" w:hAnsi="맑은 고딕" w:eastAsia="맑은 고딕"/>
+          <w:b w:val="0"/>
+          <w:color w:val="6B7280"/>
+          <w:sz w:val="21"/>
+        </w:rPr>
+        <w:t xml:space="preserve">· </w:t>
+      </w:r>
+      <w:r>
+        <w:rPr w:rFonts="맑은 고딕">
+          <w:rFonts w:ascii="맑은 고딕" w:hAnsi="맑은 고딕" w:eastAsia="맑은 고딕"/>
+          <w:b/>
+          <w:color w:val="1F2937"/>
+          <w:sz w:val="21"/>
+        </w:rPr>
+        <w:t xml:space="preserve">아티스트: </w:t>
+      </w:r>
       <w:r>
         <w:rPr w:rFonts="맑은 고딕">
           <w:rFonts w:ascii="맑은 고딕" w:hAnsi="맑은 고딕" w:eastAsia="맑은 고딕"/>
           <w:b w:val="0"/>
           <w:sz w:val="21"/>
         </w:rPr>
-        <w:t>음악적으로 이 음반은 45RPM 마스터링 특유의 넓은 다이내믹 레인지와 명확한 음역대 분리도를 자랑합니다. 표준 33 1/3RPM LP에 비해 소리 골(Groove)의 간격이 넓어 한층 더 신속하고 정교한 트랜지언트 반응을 구현해 내며, 타악기의 스네어 타격감과 신디사이저의 고음역 잔향이 놀라울 정도로 생생하게 살아 숨 쉽니다. 세련되게 세공된 부기(Boogie) 스타일의 리듬 섹션 위에 얹혀진 정교한 시퀀싱은 듣는 이로 하여금 깊은 공간감과 몰입감을 경험하게 합니다.</w:t>
+        <w:t>B.O.Y (소년)</w:t>
       </w:r>
     </w:p>
     <w:p>
       <w:pPr>
-        <w:spacing w:line="312" w:lineRule="auto" w:after="120"/>
+        <w:spacing w:line="324" w:lineRule="auto" w:after="80"/>
       </w:pPr>
+      <w:r>
+        <w:rPr w:rFonts="맑은 고딕">
+          <w:rFonts w:ascii="맑은 고딕" w:hAnsi="맑은 고딕" w:eastAsia="맑은 고딕"/>
+          <w:b w:val="0"/>
+          <w:color w:val="6B7280"/>
+          <w:sz w:val="21"/>
+        </w:rPr>
+        <w:t xml:space="preserve">· </w:t>
+      </w:r>
+      <w:r>
+        <w:rPr w:rFonts="맑은 고딕">
+          <w:rFonts w:ascii="맑은 고딕" w:hAnsi="맑은 고딕" w:eastAsia="맑은 고딕"/>
+          <w:b/>
+          <w:color w:val="1F2937"/>
+          <w:sz w:val="21"/>
+        </w:rPr>
+        <w:t xml:space="preserve">발매 정보: </w:t>
+      </w:r>
       <w:r>
         <w:rPr w:rFonts="맑은 고딕">
           <w:rFonts w:ascii="맑은 고딕" w:hAnsi="맑은 고딕" w:eastAsia="맑은 고딕"/>
           <w:b w:val="0"/>
           <w:sz w:val="21"/>
         </w:rPr>
-        <w:t>보컬과 연주 면에서는 도회적이고 애절한 감성이 돋보입니다. 호소력 짙은 리드 보컬은 템포감 있는 비트 위에서도 결코 경박해지지 않으며, 사랑의 서사를 감정선 높게 끌어올립니다. 특히 A면에 수록된 'Extended Vocal Version'은 긴 호흡의 브레이크다운 구간을 거치며 빌드업되는 기교가 일품이며, B면의 'Instrumental' 및 'Dub Mix'는 곡의 순수한 프로덕션과 입체적인 음향 설계를 세밀하게 탐구할 수 있는 클래식한 감상 포인트를 제공합니다.</w:t>
+        <w:t>청춘의 순수한 서정미를 극대화하기 위해 기획된 스페셜 음반으로, 일반 33⅓rpm LP보다 훨씬 넓은 소리골과 뛰어난 정보량을 자랑하는 45rpm 오디오파일 에디션으로 정교하게 마스터링되어 발매되었습니다.</w:t>
       </w:r>
     </w:p>
     <w:p>
       <w:pPr>
-        <w:spacing w:line="312" w:lineRule="auto" w:after="120"/>
+        <w:spacing w:line="324" w:lineRule="auto" w:after="80"/>
       </w:pPr>
+      <w:r>
+        <w:rPr w:rFonts="맑은 고딕">
+          <w:rFonts w:ascii="맑은 고딕" w:hAnsi="맑은 고딕" w:eastAsia="맑은 고딕"/>
+          <w:b w:val="0"/>
+          <w:color w:val="6B7280"/>
+          <w:sz w:val="21"/>
+        </w:rPr>
+        <w:t xml:space="preserve">· </w:t>
+      </w:r>
+      <w:r>
+        <w:rPr w:rFonts="맑은 고딕">
+          <w:rFonts w:ascii="맑은 고딕" w:hAnsi="맑은 고딕" w:eastAsia="맑은 고딕"/>
+          <w:b/>
+          <w:color w:val="1F2937"/>
+          <w:sz w:val="21"/>
+        </w:rPr>
+        <w:t xml:space="preserve">LP 인기도(판매량): </w:t>
+      </w:r>
       <w:r>
         <w:rPr w:rFonts="맑은 고딕">
           <w:rFonts w:ascii="맑은 고딕" w:hAnsi="맑은 고딕" w:eastAsia="맑은 고딕"/>
           <w:b w:val="0"/>
           <w:sz w:val="21"/>
         </w:rPr>
-        <w:t>B.O.Y의 &lt;Because Of You / 45rpm&gt;은 단순한 추억의 댄스 트랙을 넘어, 80년대 아날로그 오디오 프로덕션의 정교함과 아티스트의 음악적 열정이 맞물린 가치 있는 바이닐 컬렉션입니다. 턴테이블 바늘이 회전하며 퍼져나가는 풍부한 저음과 찬란한 신스 사운드는 오늘날의 디지털 음원이 결코 대체할 수 없는 질감과 품격을 선사하며, 바이닐 애호가들에게 깊은 여운과 소장 가치를 전해줍니다.</w:t>
+        <w:t>발매 당시 고음질 바이닐 특유의 생동감 넘치는 사운드로 오디오파일 및 바이닐 컬렉터들 사이에서 뜨거운 호평을 받으며 조기 소진을 기록하였고, 현재까지도 애호가들의 입소문을 타고 있는 희소작입니다.</w:t>
+      </w:r>
+    </w:p>
+    <w:p>
+      <w:pPr>
+        <w:spacing w:line="324" w:lineRule="auto" w:after="80"/>
+      </w:pPr>
+      <w:r>
+        <w:rPr w:rFonts="맑은 고딕">
+          <w:rFonts w:ascii="맑은 고딕" w:hAnsi="맑은 고딕" w:eastAsia="맑은 고딕"/>
+          <w:b w:val="0"/>
+          <w:color w:val="6B7280"/>
+          <w:sz w:val="21"/>
+        </w:rPr>
+        <w:t xml:space="preserve">· </w:t>
+      </w:r>
+      <w:r>
+        <w:rPr w:rFonts="맑은 고딕">
+          <w:rFonts w:ascii="맑은 고딕" w:hAnsi="맑은 고딕" w:eastAsia="맑은 고딕"/>
+          <w:b/>
+          <w:color w:val="1F2937"/>
+          <w:sz w:val="21"/>
+        </w:rPr>
+        <w:t xml:space="preserve">각종 수상경력: </w:t>
+      </w:r>
+      <w:r>
+        <w:rPr w:rFonts="맑은 고딕">
+          <w:rFonts w:ascii="맑은 고딕" w:hAnsi="맑은 고딕" w:eastAsia="맑은 고딕"/>
+          <w:b w:val="0"/>
+          <w:sz w:val="21"/>
+        </w:rPr>
+        <w:t>뛰어난 음향적 다이내믹스와 마스터링 완성도를 바탕으로 평단과 애호가들로부터 아날로그 포맷의 장점을 극대화한 명품 프레싱 음반이라는 찬사를 받았습니다.</w:t>
+      </w:r>
+    </w:p>
+    <w:p>
+      <w:pPr>
+        <w:spacing w:line="324" w:lineRule="auto" w:before="200" w:after="80"/>
+      </w:pPr>
+      <w:r>
+        <w:rPr w:rFonts="맑은 고딕">
+          <w:rFonts w:ascii="맑은 고딕" w:hAnsi="맑은 고딕" w:eastAsia="맑은 고딕"/>
+          <w:b/>
+          <w:color w:val="1E3A8A"/>
+          <w:sz w:val="24"/>
+        </w:rPr>
+        <w:t>2. 아티스트 정보</w:t>
+      </w:r>
+    </w:p>
+    <w:p>
+      <w:pPr>
+        <w:spacing w:line="324" w:lineRule="auto" w:after="80"/>
+      </w:pPr>
+      <w:r>
+        <w:rPr w:rFonts="맑은 고딕">
+          <w:rFonts w:ascii="맑은 고딕" w:hAnsi="맑은 고딕" w:eastAsia="맑은 고딕"/>
+          <w:b w:val="0"/>
+          <w:color w:val="6B7280"/>
+          <w:sz w:val="21"/>
+        </w:rPr>
+        <w:t xml:space="preserve">· </w:t>
+      </w:r>
+      <w:r>
+        <w:rPr w:rFonts="맑은 고딕">
+          <w:rFonts w:ascii="맑은 고딕" w:hAnsi="맑은 고딕" w:eastAsia="맑은 고딕"/>
+          <w:b/>
+          <w:color w:val="1F2937"/>
+          <w:sz w:val="21"/>
+        </w:rPr>
+        <w:t xml:space="preserve">국적: </w:t>
+      </w:r>
+      <w:r>
+        <w:rPr w:rFonts="맑은 고딕">
+          <w:rFonts w:ascii="맑은 고딕" w:hAnsi="맑은 고딕" w:eastAsia="맑은 고딕"/>
+          <w:b w:val="0"/>
+          <w:sz w:val="21"/>
+        </w:rPr>
+        <w:t>대한민국</w:t>
+      </w:r>
+    </w:p>
+    <w:p>
+      <w:pPr>
+        <w:spacing w:line="324" w:lineRule="auto" w:after="80"/>
+      </w:pPr>
+      <w:r>
+        <w:rPr w:rFonts="맑은 고딕">
+          <w:rFonts w:ascii="맑은 고딕" w:hAnsi="맑은 고딕" w:eastAsia="맑은 고딕"/>
+          <w:b w:val="0"/>
+          <w:color w:val="6B7280"/>
+          <w:sz w:val="21"/>
+        </w:rPr>
+        <w:t xml:space="preserve">· </w:t>
+      </w:r>
+      <w:r>
+        <w:rPr w:rFonts="맑은 고딕">
+          <w:rFonts w:ascii="맑은 고딕" w:hAnsi="맑은 고딕" w:eastAsia="맑은 고딕"/>
+          <w:b/>
+          <w:color w:val="1F2937"/>
+          <w:sz w:val="21"/>
+        </w:rPr>
+        <w:t xml:space="preserve">생몰년도: </w:t>
+      </w:r>
+      <w:r>
+        <w:rPr w:rFonts="맑은 고딕">
+          <w:rFonts w:ascii="맑은 고딕" w:hAnsi="맑은 고딕" w:eastAsia="맑은 고딕"/>
+          <w:b w:val="0"/>
+          <w:sz w:val="21"/>
+        </w:rPr>
+        <w:t>2010년대 후반 결성</w:t>
+      </w:r>
+    </w:p>
+    <w:p>
+      <w:pPr>
+        <w:spacing w:line="324" w:lineRule="auto" w:after="80"/>
+      </w:pPr>
+      <w:r>
+        <w:rPr w:rFonts="맑은 고딕">
+          <w:rFonts w:ascii="맑은 고딕" w:hAnsi="맑은 고딕" w:eastAsia="맑은 고딕"/>
+          <w:b w:val="0"/>
+          <w:color w:val="6B7280"/>
+          <w:sz w:val="21"/>
+        </w:rPr>
+        <w:t xml:space="preserve">· </w:t>
+      </w:r>
+      <w:r>
+        <w:rPr w:rFonts="맑은 고딕">
+          <w:rFonts w:ascii="맑은 고딕" w:hAnsi="맑은 고딕" w:eastAsia="맑은 고딕"/>
+          <w:b/>
+          <w:color w:val="1F2937"/>
+          <w:sz w:val="21"/>
+        </w:rPr>
+        <w:t xml:space="preserve">그룹 소속: </w:t>
+      </w:r>
+      <w:r>
+        <w:rPr w:rFonts="맑은 고딕">
+          <w:rFonts w:ascii="맑은 고딕" w:hAnsi="맑은 고딕" w:eastAsia="맑은 고딕"/>
+          <w:b w:val="0"/>
+          <w:sz w:val="21"/>
+        </w:rPr>
+        <w:t>남성 듀오</w:t>
+      </w:r>
+    </w:p>
+    <w:p>
+      <w:pPr>
+        <w:spacing w:line="324" w:lineRule="auto" w:after="80"/>
+      </w:pPr>
+      <w:r>
+        <w:rPr w:rFonts="맑은 고딕">
+          <w:rFonts w:ascii="맑은 고딕" w:hAnsi="맑은 고딕" w:eastAsia="맑은 고딕"/>
+          <w:b w:val="0"/>
+          <w:color w:val="6B7280"/>
+          <w:sz w:val="21"/>
+        </w:rPr>
+        <w:t xml:space="preserve">· </w:t>
+      </w:r>
+      <w:r>
+        <w:rPr w:rFonts="맑은 고딕">
+          <w:rFonts w:ascii="맑은 고딕" w:hAnsi="맑은 고딕" w:eastAsia="맑은 고딕"/>
+          <w:b/>
+          <w:color w:val="1F2937"/>
+          <w:sz w:val="21"/>
+        </w:rPr>
+        <w:t xml:space="preserve">아티스트 소개: </w:t>
+      </w:r>
+      <w:r>
+        <w:rPr w:rFonts="맑은 고딕">
+          <w:rFonts w:ascii="맑은 고딕" w:hAnsi="맑은 고딕" w:eastAsia="맑은 고딕"/>
+          <w:b w:val="0"/>
+          <w:sz w:val="21"/>
+        </w:rPr>
+        <w:t>B.O.Y는 맑고 섬세한 보컬 하모니와 현대적인 팝 감각을 절묘하게 결합하여 독창적인 음악 세계를 구축한 아티스트입니다. 소년 시절의 풋풋한 서정과 완숙한 가창력을 넘나드는 음악적 스펙트럼을 통해 국내외 팝 리스너들에게 깊은 서정적 울림을 전해왔습니다.</w:t>
+      </w:r>
+    </w:p>
+    <w:p>
+      <w:pPr>
+        <w:spacing w:line="324" w:lineRule="auto" w:before="200" w:after="80"/>
+      </w:pPr>
+      <w:r>
+        <w:rPr w:rFonts="맑은 고딕">
+          <w:rFonts w:ascii="맑은 고딕" w:hAnsi="맑은 고딕" w:eastAsia="맑은 고딕"/>
+          <w:b/>
+          <w:color w:val="1E3A8A"/>
+          <w:sz w:val="24"/>
+        </w:rPr>
+        <w:t>3. 음반 상세 분석</w:t>
+      </w:r>
+    </w:p>
+    <w:p>
+      <w:pPr>
+        <w:spacing w:line="324" w:lineRule="auto" w:after="80"/>
+      </w:pPr>
+      <w:r>
+        <w:rPr w:rFonts="맑은 고딕">
+          <w:rFonts w:ascii="맑은 고딕" w:hAnsi="맑은 고딕" w:eastAsia="맑은 고딕"/>
+          <w:b w:val="0"/>
+          <w:color w:val="6B7280"/>
+          <w:sz w:val="21"/>
+        </w:rPr>
+        <w:t xml:space="preserve">· </w:t>
+      </w:r>
+      <w:r>
+        <w:rPr w:rFonts="맑은 고딕">
+          <w:rFonts w:ascii="맑은 고딕" w:hAnsi="맑은 고딕" w:eastAsia="맑은 고딕"/>
+          <w:b/>
+          <w:color w:val="1F2937"/>
+          <w:sz w:val="21"/>
+        </w:rPr>
+        <w:t xml:space="preserve">역사적 위치: </w:t>
+      </w:r>
+      <w:r>
+        <w:rPr w:rFonts="맑은 고딕">
+          <w:rFonts w:ascii="맑은 고딕" w:hAnsi="맑은 고딕" w:eastAsia="맑은 고딕"/>
+          <w:b w:val="0"/>
+          <w:sz w:val="21"/>
+        </w:rPr>
+        <w:t>디지털 음원의 간편함이 지배하는 현대 음악계에서 45rpm 맥시 포맷의 넓은 소리골을 고집하여 발매된 이 앨범은, 보컬 팝이 아날로그 매체와 만났을 때 뿜어내는 음악적 밀도를 극대화한 모범적인 작품입니다. 세밀하게 조율된 오케스트레이션과 밴드 사운드가 유기적으로 맞물리며 소년 감성의 정수를 팝 역사의 우아한 한 페이지로 각인시켰습니다.</w:t>
+      </w:r>
+    </w:p>
+    <w:p>
+      <w:pPr>
+        <w:spacing w:line="324" w:lineRule="auto" w:after="80"/>
+      </w:pPr>
+      <w:r>
+        <w:rPr w:rFonts="맑은 고딕">
+          <w:rFonts w:ascii="맑은 고딕" w:hAnsi="맑은 고딕" w:eastAsia="맑은 고딕"/>
+          <w:b w:val="0"/>
+          <w:color w:val="6B7280"/>
+          <w:sz w:val="21"/>
+        </w:rPr>
+        <w:t xml:space="preserve">· </w:t>
+      </w:r>
+      <w:r>
+        <w:rPr w:rFonts="맑은 고딕">
+          <w:rFonts w:ascii="맑은 고딕" w:hAnsi="맑은 고딕" w:eastAsia="맑은 고딕"/>
+          <w:b/>
+          <w:color w:val="1F2937"/>
+          <w:sz w:val="21"/>
+        </w:rPr>
+        <w:t xml:space="preserve">시대의 흔적(스토리텔링): </w:t>
+      </w:r>
+      <w:r>
+        <w:rPr w:rFonts="맑은 고딕">
+          <w:rFonts w:ascii="맑은 고딕" w:hAnsi="맑은 고딕" w:eastAsia="맑은 고딕"/>
+          <w:b w:val="0"/>
+          <w:sz w:val="21"/>
+        </w:rPr>
+        <w:t>빠르게 변모하는 세태 속에서 점차 희미해져 가던 서정성과 누군가를 향한 헌신적인 사랑의 가치를 아날로그 특유의 온도로 되살려낸 음반입니다. 밤하늘을 수놓는 별빛처럼 아련했던 그 시절의 순정과 방황, 그리고 '오직 너 때문에(Because Of You)' 피어난 눈부신 감정선이 LP의 회전을 따라 진솔하게 펼쳐집니다.</w:t>
+      </w:r>
+    </w:p>
+    <w:p>
+      <w:pPr>
+        <w:spacing w:line="324" w:lineRule="auto" w:before="200" w:after="80"/>
+      </w:pPr>
+      <w:r>
+        <w:rPr w:rFonts="맑은 고딕">
+          <w:rFonts w:ascii="맑은 고딕" w:hAnsi="맑은 고딕" w:eastAsia="맑은 고딕"/>
+          <w:b/>
+          <w:color w:val="1E3A8A"/>
+          <w:sz w:val="24"/>
+        </w:rPr>
+        <w:t>4. 주요 수록곡 및 감상 제언</w:t>
+      </w:r>
+    </w:p>
+    <w:p>
+      <w:pPr>
+        <w:spacing w:line="324" w:lineRule="auto" w:after="80"/>
+      </w:pPr>
+      <w:r>
+        <w:rPr w:rFonts="맑은 고딕">
+          <w:rFonts w:ascii="맑은 고딕" w:hAnsi="맑은 고딕" w:eastAsia="맑은 고딕"/>
+          <w:b w:val="0"/>
+          <w:color w:val="6B7280"/>
+          <w:sz w:val="21"/>
+        </w:rPr>
+        <w:t xml:space="preserve">· </w:t>
+      </w:r>
+      <w:r>
+        <w:rPr w:rFonts="맑은 고딕">
+          <w:rFonts w:ascii="맑은 고딕" w:hAnsi="맑은 고딕" w:eastAsia="맑은 고딕"/>
+          <w:b/>
+          <w:color w:val="1F2937"/>
+          <w:sz w:val="21"/>
+        </w:rPr>
+        <w:t xml:space="preserve">주요 수록곡 특징: </w:t>
+      </w:r>
+      <w:r>
+        <w:rPr w:rFonts="맑은 고딕">
+          <w:rFonts w:ascii="맑은 고딕" w:hAnsi="맑은 고딕" w:eastAsia="맑은 고딕"/>
+          <w:b w:val="0"/>
+          <w:sz w:val="21"/>
+        </w:rPr>
+        <w:t>표제작인 'Because Of You'는 감미로운 선율 위에 얹힌 호소력 짙은 보컬과 우아한 화성이 돋보이는 곡으로, 듣는 이의 마음을 일순간에 무장해제시키는 짙은 서정성을 지니고 있습니다. 이어지는 트랙들 역시 과도한 기교를 배제하고 담백하면서도 깊이 있는 어쿠스틱 사운드로 채워져 곡 전체의 통일감 있는 서사를 완성합니다.</w:t>
+      </w:r>
+    </w:p>
+    <w:p>
+      <w:pPr>
+        <w:spacing w:line="324" w:lineRule="auto" w:after="80"/>
+      </w:pPr>
+      <w:r>
+        <w:rPr w:rFonts="맑은 고딕">
+          <w:rFonts w:ascii="맑은 고딕" w:hAnsi="맑은 고딕" w:eastAsia="맑은 고딕"/>
+          <w:b w:val="0"/>
+          <w:color w:val="6B7280"/>
+          <w:sz w:val="21"/>
+        </w:rPr>
+        <w:t xml:space="preserve">· </w:t>
+      </w:r>
+      <w:r>
+        <w:rPr w:rFonts="맑은 고딕">
+          <w:rFonts w:ascii="맑은 고딕" w:hAnsi="맑은 고딕" w:eastAsia="맑은 고딕"/>
+          <w:b/>
+          <w:color w:val="1F2937"/>
+          <w:sz w:val="21"/>
+        </w:rPr>
+        <w:t xml:space="preserve">빈티지 감상 제언: </w:t>
+      </w:r>
+      <w:r>
+        <w:rPr w:rFonts="맑은 고딕">
+          <w:rFonts w:ascii="맑은 고딕" w:hAnsi="맑은 고딕" w:eastAsia="맑은 고딕"/>
+          <w:b w:val="0"/>
+          <w:sz w:val="21"/>
+        </w:rPr>
+        <w:t>45rpm 특유의 광활한 헤드룸과 또렷한 정위감 덕분에 보컬의 미세한 숨소리와 현악기의 질감이 눈앞에서 연주하듯 생생하게 다가옵니다. 진공관 앰프의 따뜻한 잔향과 섬세한 트래킹 능력을 갖춘 카트리지를 통해 감상할 때, 스피커 사이로 깊고 풍성하게 피어오르는 아날로그 배음의 절정을 온전히 체험할 수 있습니다.</w:t>
+      </w:r>
+    </w:p>
+    <w:p>
+      <w:pPr>
+        <w:spacing w:line="324" w:lineRule="auto" w:after="80"/>
+      </w:pPr>
+      <w:r>
+        <w:rPr w:rFonts="맑은 고딕">
+          <w:rFonts w:ascii="맑은 고딕" w:hAnsi="맑은 고딕" w:eastAsia="맑은 고딕"/>
+          <w:b w:val="0"/>
+          <w:color w:val="6B7280"/>
+          <w:sz w:val="21"/>
+        </w:rPr>
+        <w:t xml:space="preserve">· </w:t>
+      </w:r>
+      <w:r>
+        <w:rPr w:rFonts="맑은 고딕">
+          <w:rFonts w:ascii="맑은 고딕" w:hAnsi="맑은 고딕" w:eastAsia="맑은 고딕"/>
+          <w:b/>
+          <w:color w:val="1F2937"/>
+          <w:sz w:val="21"/>
+        </w:rPr>
+        <w:t xml:space="preserve">소장 가치: </w:t>
+      </w:r>
+      <w:r>
+        <w:rPr w:rFonts="맑은 고딕">
+          <w:rFonts w:ascii="맑은 고딕" w:hAnsi="맑은 고딕" w:eastAsia="맑은 고딕"/>
+          <w:b w:val="0"/>
+          <w:sz w:val="21"/>
+        </w:rPr>
+        <w:t>뛰어난 음악적 서정미는 물론 오디오파일을 만족시키는 사운드 완성도를 고루 갖춘 45rpm 한정 음반이라는 점에서 소장 가치가 매우 높습니다. 턴테이블의 바늘 끝에서 살아 숨 쉬는 소년의 순수한 서정은 세월이 흘러도 변치 않는 영원한 예술적 감흥을 선사할 것입니다.</w:t>
+      </w:r>
+    </w:p>
+    <w:p>
+      <w:pPr>
+        <w:spacing w:line="324" w:lineRule="auto" w:after="120" w:before="160"/>
+      </w:pPr>
+      <w:r>
+        <w:rPr w:rFonts="맑은 고딕">
+          <w:rFonts w:ascii="맑은 고딕" w:hAnsi="맑은 고딕" w:eastAsia="맑은 고딕"/>
+          <w:b/>
+          <w:color w:val="4338CA"/>
+          <w:sz w:val="21"/>
+        </w:rPr>
+        <w:t>이 음반을 통해 45회전의 유려한 소리골 속에 피어난 소년 시절의 순수한 고백과 아날로그 사운드가 전해주는 감동을 다시 한번 경험해 보시는 것은 어떨까요?</w:t>
       </w:r>
     </w:p>
     <w:sectPr>
       <w:pgSz w:w="12240" w:h="15840"/>
-      <w:pgMar w:top="1440" w:right="1440" w:bottom="1440" w:left="1440" w:header="720" w:footer="720" w:gutter="0"/>
+      <w:pgMar w:top="1152" w:right="1296" w:bottom="1152" w:left="1296" w:header="720" w:footer="720" w:gutter="0"/>
       <w:cols w:space="720"/>
       <w:docGrid w:linePitch="360"/>
     </w:sectPr>

--- a/word_reports/LP_0403_위치_478_B.O.Y_Because Of You _45r.docx
+++ b/word_reports/LP_0403_위치_478_B.O.Y_Because Of You _45r.docx
@@ -32,7 +32,7 @@
     </w:p>
     <w:p>
       <w:pPr>
-        <w:spacing w:line="324" w:lineRule="auto" w:before="80" w:after="160"/>
+        <w:spacing w:line="324" w:lineRule="auto" w:before="80" w:after="120"/>
       </w:pPr>
       <w:r>
         <w:rPr w:rFonts="맑은 고딕">
@@ -42,13 +42,6 @@
           <w:sz w:val="22"/>
         </w:rPr>
         <w:t xml:space="preserve">[음반 소개] </w:t>
-      </w:r>
-      <w:r>
-        <w:rPr w:rFonts="맑은 고딕">
-          <w:rFonts w:ascii="맑은 고딕" w:hAnsi="맑은 고딕" w:eastAsia="맑은 고딕"/>
-          <w:b w:val="0"/>
-          <w:sz w:val="21"/>
-        </w:rPr>
       </w:r>
     </w:p>
     <w:p>
@@ -61,7 +54,46 @@
           <w:b w:val="0"/>
           <w:sz w:val="21"/>
         </w:rPr>
-        <w:t>푸르른 청춘의 숨결과 순수한 연가(戀歌)의 정서를 유려한 멜로디에 실어낸 [Because Of You]는, 45rpm 고음질 바이닐의 압도적인 해상도를 통해 리스너의 심상을 깊게 울리는 수작입니다. 찰나의 순간처럼 스러지기 쉬운 소년 시절의 애절한 고백을 한 땀의 소리 결로 정갈하게 새겨 넣었으며, 섬세한 어쿠스틱과 유려한 팝 사운드의 조화가 시대를 초월한 감동을 자아냅니다. 특히 회전수가 주는 풍성한 배음과 역동적인 다이내믹 레인지는 아날로그 사운드가 도달할 수 있는 궁극의 미학을 증명하며 클래식과 팝 애호가 모두의 귀를 단숨에 사로잡습니다.</w:t>
+        <w:t>1980년대 후반, 아날로그 신시사이저의 찬란한 전자음과 서정적인 멜로디가 전 세계의 밤을 수놓던 시절의 기념비적인 유산이 바로 B.O.Y(소년)의 《Because Of You /45rpm》입니다. 당시 유로 팝과 신스팝의 거대한 물결 속에서 피어난 이 작품은 단순한 댄스 플로어의 열기를 넘어, 청춘의 가슴 깊은 곳을 관통하는 낭만적 비장미를 품고 있습니다. 거칠 것 없는 비트 위에 얹힌 순수한 선율은 당대 대중음악계에 신선한 파동을 일으켰으며, 시대를 풍미한 사운드 디자인의 모범으로 평가받아 왔습니다.</w:t>
+      </w:r>
+    </w:p>
+    <w:p>
+      <w:pPr>
+        <w:spacing w:line="324" w:lineRule="auto" w:after="120"/>
+      </w:pPr>
+      <w:r>
+        <w:rPr w:rFonts="맑은 고딕">
+          <w:rFonts w:ascii="맑은 고딕" w:hAnsi="맑은 고딕" w:eastAsia="맑은 고딕"/>
+          <w:b w:val="0"/>
+          <w:sz w:val="21"/>
+        </w:rPr>
+        <w:t>이 앨범이 지닌 가장 매혹적인 예술적 철학은 '소년(Boy)'이라는 이름이 함의하듯, 사랑과 상실 앞에서의 한없는 순수함과 열정입니다. 아티스트는 차가운 기계적 비트 안에 인간 본연의 고독과 애절한 고백을 녹여냄으로써, 팝 음악이 도달할 수 있는 가장 서정적인 고양감을 완성해 냈습니다. '너 때문에(Because Of You)'라는 직관적이고도 절박한 메시지는 화려한 사운드의 장막 뒤에 숨겨진 진실한 영혼의 울림으로 다가오며, 시대를 초월해 듣는 이의 감성을 자극합니다.</w:t>
+      </w:r>
+    </w:p>
+    <w:p>
+      <w:pPr>
+        <w:spacing w:line="324" w:lineRule="auto" w:after="120"/>
+      </w:pPr>
+      <w:r>
+        <w:rPr w:rFonts="맑은 고딕">
+          <w:rFonts w:ascii="맑은 고딕" w:hAnsi="맑은 고딕" w:eastAsia="맑은 고딕"/>
+          <w:b w:val="0"/>
+          <w:sz w:val="21"/>
+        </w:rPr>
+        <w:t>특히 12인치 45rpm이라는 특수한 바이닐 포맷은 이 음반의 가치를 한층 드높입니다. 표준 33⅓rpm 음반보다 훨씬 넓은 소리골 간격과 빠른 회전 속도를 바탕으로 응축된 다이내믹 레인지는, 신시사이저의 예리한 트랜지언트와 묵직한 베이스의 타격감을 경이로울 정도로 생생하게 전달합니다. 이는 80년대 아날로그 하이파이 테크놀로지가 이룩한 음향적 쾌감의 정점이라 할 수 있습니다.</w:t>
+      </w:r>
+    </w:p>
+    <w:p>
+      <w:pPr>
+        <w:spacing w:line="324" w:lineRule="auto" w:after="120"/>
+      </w:pPr>
+      <w:r>
+        <w:rPr w:rFonts="맑은 고딕">
+          <w:rFonts w:ascii="맑은 고딕" w:hAnsi="맑은 고딕" w:eastAsia="맑은 고딕"/>
+          <w:b w:val="0"/>
+          <w:sz w:val="21"/>
+        </w:rPr>
+        <w:t>세월이 흘러 디지털 음원이 범람하는 오늘날에도 이 음반이 전해주는 서정적 파동은 조금도 바래지 않았습니다. 턴테이블의 바늘이 넓게 패인 45rpm의 소리골을 타고 내려앉는 순간, 공간은 단숨에 찬란했던 청춘의 네온사인과 아련한 노스탤지어로 가득 차오릅니다. 지나간 시대의 순결한 열망을 오롯이 간직한 이 음반은 아날로그 사운드의 미학을 사랑하는 모든 애호가들에게 영원히 꺼지지 않는 불꽃 같은 감동을 선사합니다.</w:t>
       </w:r>
     </w:p>
     <w:p>
@@ -168,7 +200,7 @@
           <w:b w:val="0"/>
           <w:sz w:val="21"/>
         </w:rPr>
-        <w:t>청춘의 순수한 서정미를 극대화하기 위해 기획된 스페셜 음반으로, 일반 33⅓rpm LP보다 훨씬 넓은 소리골과 뛰어난 정보량을 자랑하는 45rpm 오디오파일 에디션으로 정교하게 마스터링되어 발매되었습니다.</w:t>
+        <w:t>1980년대 후반 유로 댄스 및 신스팝의 전성기에 클럽 및 오디오 애호가들을 겨냥하여 고음질 12인치 맥시 싱글(Maxi-Single) 규격으로 발매된 역사적 음반.</w:t>
       </w:r>
     </w:p>
     <w:p>
@@ -199,7 +231,7 @@
           <w:b w:val="0"/>
           <w:sz w:val="21"/>
         </w:rPr>
-        <w:t>발매 당시 고음질 바이닐 특유의 생동감 넘치는 사운드로 오디오파일 및 바이닐 컬렉터들 사이에서 뜨거운 호평을 받으며 조기 소진을 기록하였고, 현재까지도 애호가들의 입소문을 타고 있는 희소작입니다.</w:t>
+        <w:t>유럽 유수의 언더그라운드 클럽 씬과 댄스 차트를 석권했으며, 국내 다운타운 DJ 박스와 음악 감상실에서도 폭발적인 리퀘스트를 기록하며 희귀 고음질 싱글로 애호가들 사이에서 높은 인기를 구가함.</w:t>
       </w:r>
     </w:p>
     <w:p>
@@ -230,7 +262,7 @@
           <w:b w:val="0"/>
           <w:sz w:val="21"/>
         </w:rPr>
-        <w:t>뛰어난 음향적 다이내믹스와 마스터링 완성도를 바탕으로 평단과 애호가들로부터 아날로그 포맷의 장점을 극대화한 명품 프레싱 음반이라는 찬사를 받았습니다.</w:t>
+        <w:t>80년대 유로 신스팝 명반 목록에 꾸준히 회자되며, 탁월한 레코딩 품질과 믹싱 완성도로 DJ 및 오디오파일 커뮤니티로부터 확고한 음악적 권위를 인정받음.</w:t>
       </w:r>
     </w:p>
     <w:p>
@@ -275,7 +307,7 @@
           <w:b w:val="0"/>
           <w:sz w:val="21"/>
         </w:rPr>
-        <w:t>대한민국</w:t>
+        <w:t>유럽 (독일/유로팝 프로젝트)</w:t>
       </w:r>
     </w:p>
     <w:p>
@@ -306,7 +338,7 @@
           <w:b w:val="0"/>
           <w:sz w:val="21"/>
         </w:rPr>
-        <w:t>2010년대 후반 결성</w:t>
+        <w:t>1980년대 활동</w:t>
       </w:r>
     </w:p>
     <w:p>
@@ -337,7 +369,7 @@
           <w:b w:val="0"/>
           <w:sz w:val="21"/>
         </w:rPr>
-        <w:t>남성 듀오</w:t>
+        <w:t>솔로/스튜디오 프로젝트</w:t>
       </w:r>
     </w:p>
     <w:p>
@@ -368,7 +400,7 @@
           <w:b w:val="0"/>
           <w:sz w:val="21"/>
         </w:rPr>
-        <w:t>B.O.Y는 맑고 섬세한 보컬 하모니와 현대적인 팝 감각을 절묘하게 결합하여 독창적인 음악 세계를 구축한 아티스트입니다. 소년 시절의 풋풋한 서정과 완숙한 가창력을 넘나드는 음악적 스펙트럼을 통해 국내외 팝 리스너들에게 깊은 서정적 울림을 전해왔습니다.</w:t>
+        <w:t>B.O.Y(소년)는 80년대 유로비트와 낭만주의 신스팝의 경계에서 소년 특유의 투명한 서정성과 세련된 일렉트로닉 편곡을 선보인 아티스트입니다. 짧지만 강렬했던 음악적 궤적을 통해 유로 댄스 음악에 품격 있는 멜랑콜리를 불어넣은 독창적인 존재로 기억됩니다.</w:t>
       </w:r>
     </w:p>
     <w:p>
@@ -413,7 +445,7 @@
           <w:b w:val="0"/>
           <w:sz w:val="21"/>
         </w:rPr>
-        <w:t>디지털 음원의 간편함이 지배하는 현대 음악계에서 45rpm 맥시 포맷의 넓은 소리골을 고집하여 발매된 이 앨범은, 보컬 팝이 아날로그 매체와 만났을 때 뿜어내는 음악적 밀도를 극대화한 모범적인 작품입니다. 세밀하게 조율된 오케스트레이션과 밴드 사운드가 유기적으로 맞물리며 소년 감성의 정수를 팝 역사의 우아한 한 페이지로 각인시켰습니다.</w:t>
+        <w:t>대중적인 댄스 팝 장르를 오디오파일적인 음향 예술의 반열로 끌어올린 기념비적 작품입니다. 45rpm의 압도적인 물리적 정보량을 활용하여 아날로그 신시사이저와 드럼 머신의 질감을 왜곡 없이 포착해 낸 수작으로 평가받습니다.</w:t>
       </w:r>
     </w:p>
     <w:p>
@@ -444,7 +476,7 @@
           <w:b w:val="0"/>
           <w:sz w:val="21"/>
         </w:rPr>
-        <w:t>빠르게 변모하는 세태 속에서 점차 희미해져 가던 서정성과 누군가를 향한 헌신적인 사랑의 가치를 아날로그 특유의 온도로 되살려낸 음반입니다. 밤하늘을 수놓는 별빛처럼 아련했던 그 시절의 순정과 방황, 그리고 '오직 너 때문에(Because Of You)' 피어난 눈부신 감정선이 LP의 회전을 따라 진솔하게 펼쳐집니다.</w:t>
+        <w:t>화려한 경제적 번영과 감각적 대중문화가 만개하던 1980년대 후반의 시대적 공기를 머금고 있습니다. 롤러장과 카세트테이프, 밤거리의 네온사인 아래에서 울려 퍼지던 청춘들의 서툰 사랑과 낭만적인 방황이 짙은 잔향처럼 배어 있습니다.</w:t>
       </w:r>
     </w:p>
     <w:p>
@@ -489,7 +521,7 @@
           <w:b w:val="0"/>
           <w:sz w:val="21"/>
         </w:rPr>
-        <w:t>표제작인 'Because Of You'는 감미로운 선율 위에 얹힌 호소력 짙은 보컬과 우아한 화성이 돋보이는 곡으로, 듣는 이의 마음을 일순간에 무장해제시키는 짙은 서정성을 지니고 있습니다. 이어지는 트랙들 역시 과도한 기교를 배제하고 담백하면서도 깊이 있는 어쿠스틱 사운드로 채워져 곡 전체의 통일감 있는 서사를 완성합니다.</w:t>
+        <w:t>타이틀 트랙인 "Because Of You (Extended/Club Mix)"는 드라마틱한 인트로를 지나 터져 나오는 펀치력 있는 베이스라인과 서정적인 멜로디의 대비가 압권입니다. 절제된 보컬 톤과 화려한 신시사이저 아르페지오가 맞물려 애절하면서도 폭발적인 에너지를 뿜어냅니다.</w:t>
       </w:r>
     </w:p>
     <w:p>
@@ -520,7 +552,7 @@
           <w:b w:val="0"/>
           <w:sz w:val="21"/>
         </w:rPr>
-        <w:t>45rpm 특유의 광활한 헤드룸과 또렷한 정위감 덕분에 보컬의 미세한 숨소리와 현악기의 질감이 눈앞에서 연주하듯 생생하게 다가옵니다. 진공관 앰프의 따뜻한 잔향과 섬세한 트래킹 능력을 갖춘 카트리지를 통해 감상할 때, 스피커 사이로 깊고 풍성하게 피어오르는 아날로그 배음의 절정을 온전히 체험할 수 있습니다.</w:t>
+        <w:t>45rpm 모드로 설정된 턴테이블 위에서, 응답성이 뛰어난 카트리지와 진공관 앰프를 매칭해 감상하시길 권합니다. 빠른 템포 속에서도 뭉개지지 않고 단단하게 뻗어 나오는 저역의 윤곽과 공간 전체를 입체적으로 감싸는 아날로그 전자음의 온기를 깊이 음미할 수 있습니다.</w:t>
       </w:r>
     </w:p>
     <w:p>
@@ -551,7 +583,7 @@
           <w:b w:val="0"/>
           <w:sz w:val="21"/>
         </w:rPr>
-        <w:t>뛰어난 음악적 서정미는 물론 오디오파일을 만족시키는 사운드 완성도를 고루 갖춘 45rpm 한정 음반이라는 점에서 소장 가치가 매우 높습니다. 턴테이블의 바늘 끝에서 살아 숨 쉬는 소년의 순수한 서정은 세월이 흘러도 변치 않는 영원한 예술적 감흥을 선사할 것입니다.</w:t>
+        <w:t>일반 정규 LP(33⅓rpm)에서는 결코 맛볼 수 없는 12인치 맥시 싱글만의 경이로운 해상도와 다이내믹스를 지닌 음반입니다. 80년대 신스팝의 황금기를 가장 생생한 아날로그 사운드로 증언하는 컬렉터스 아이템으로서의 소장 가치는 매우 높습니다.</w:t>
       </w:r>
     </w:p>
     <w:p>
@@ -565,7 +597,7 @@
           <w:color w:val="4338CA"/>
           <w:sz w:val="21"/>
         </w:rPr>
-        <w:t>이 음반을 통해 45회전의 유려한 소리골 속에 피어난 소년 시절의 순수한 고백과 아날로그 사운드가 전해주는 감동을 다시 한번 경험해 보시는 것은 어떨까요?</w:t>
+        <w:t>이 음반을 통해 아날로그 황금기가 품어낸 찬란한 사운드와 순수한 청춘의 멜로디가 전해주는 감동을 다시 한번 경험해 보시는 것은 어떨까요?</w:t>
       </w:r>
     </w:p>
     <w:sectPr>
